--- a/fuentes/CF_03_12350004.docx
+++ b/fuentes/CF_03_12350004.docx
@@ -1160,362 +1160,6 @@
         </w:p>
         <w:p>
           <w:pPr>
-            <w:pStyle w:val="TDC3"/>
-            <w:tabs>
-              <w:tab w:val="left" w:pos="880"/>
-              <w:tab w:val="right" w:leader="dot" w:pos="9962"/>
-            </w:tabs>
-            <w:rPr>
-              <w:rFonts w:asciiTheme="minorHAnsi" w:eastAsiaTheme="minorEastAsia" w:hAnsiTheme="minorHAnsi" w:cstheme="minorBidi"/>
-              <w:noProof/>
-            </w:rPr>
-          </w:pPr>
-          <w:hyperlink w:anchor="_Toc200805984" w:history="1">
-            <w:r>
-              <w:rPr>
-                <w:rStyle w:val="Hipervnculo"/>
-                <w:rFonts w:ascii="Symbol" w:hAnsi="Symbol"/>
-                <w:noProof/>
-                <w:lang w:val="es-ES_tradnl"/>
-              </w:rPr>
-              <w:t></w:t>
-            </w:r>
-            <w:r>
-              <w:rPr>
-                <w:rFonts w:asciiTheme="minorHAnsi" w:eastAsiaTheme="minorEastAsia" w:hAnsiTheme="minorHAnsi" w:cstheme="minorBidi"/>
-                <w:noProof/>
-              </w:rPr>
-              <w:tab/>
-            </w:r>
-            <w:r>
-              <w:rPr>
-                <w:rStyle w:val="Hipervnculo"/>
-                <w:rFonts w:eastAsiaTheme="majorEastAsia"/>
-                <w:b/>
-                <w:noProof/>
-                <w:lang w:val="es-ES_tradnl"/>
-              </w:rPr>
-              <w:t>La importancia de las herramientas tecnológicas en finanzas</w:t>
-            </w:r>
-            <w:r>
-              <w:rPr>
-                <w:noProof/>
-                <w:webHidden/>
-              </w:rPr>
-              <w:tab/>
-            </w:r>
-            <w:r>
-              <w:rPr>
-                <w:noProof/>
-                <w:webHidden/>
-              </w:rPr>
-              <w:fldChar w:fldCharType="begin"/>
-            </w:r>
-            <w:r>
-              <w:rPr>
-                <w:noProof/>
-                <w:webHidden/>
-              </w:rPr>
-              <w:instrText xml:space="preserve"> PAGEREF _Toc200805984 \h </w:instrText>
-            </w:r>
-            <w:r>
-              <w:rPr>
-                <w:noProof/>
-                <w:webHidden/>
-              </w:rPr>
-            </w:r>
-            <w:r>
-              <w:rPr>
-                <w:noProof/>
-                <w:webHidden/>
-              </w:rPr>
-              <w:fldChar w:fldCharType="separate"/>
-            </w:r>
-            <w:r>
-              <w:rPr>
-                <w:noProof/>
-                <w:webHidden/>
-              </w:rPr>
-              <w:t>5</w:t>
-            </w:r>
-            <w:r>
-              <w:rPr>
-                <w:noProof/>
-                <w:webHidden/>
-              </w:rPr>
-              <w:fldChar w:fldCharType="end"/>
-            </w:r>
-          </w:hyperlink>
-        </w:p>
-        <w:p>
-          <w:pPr>
-            <w:pStyle w:val="TDC3"/>
-            <w:tabs>
-              <w:tab w:val="left" w:pos="880"/>
-              <w:tab w:val="right" w:leader="dot" w:pos="9962"/>
-            </w:tabs>
-            <w:rPr>
-              <w:rFonts w:asciiTheme="minorHAnsi" w:eastAsiaTheme="minorEastAsia" w:hAnsiTheme="minorHAnsi" w:cstheme="minorBidi"/>
-              <w:noProof/>
-            </w:rPr>
-          </w:pPr>
-          <w:hyperlink w:anchor="_Toc200805985" w:history="1">
-            <w:r>
-              <w:rPr>
-                <w:rStyle w:val="Hipervnculo"/>
-                <w:rFonts w:ascii="Symbol" w:hAnsi="Symbol"/>
-                <w:noProof/>
-                <w:lang w:val="es-ES_tradnl"/>
-              </w:rPr>
-              <w:t></w:t>
-            </w:r>
-            <w:r>
-              <w:rPr>
-                <w:rFonts w:asciiTheme="minorHAnsi" w:eastAsiaTheme="minorEastAsia" w:hAnsiTheme="minorHAnsi" w:cstheme="minorBidi"/>
-                <w:noProof/>
-              </w:rPr>
-              <w:tab/>
-            </w:r>
-            <w:r>
-              <w:rPr>
-                <w:rStyle w:val="Hipervnculo"/>
-                <w:rFonts w:eastAsiaTheme="majorEastAsia"/>
-                <w:b/>
-                <w:noProof/>
-                <w:lang w:val="es-ES_tradnl"/>
-              </w:rPr>
-              <w:t>Ventajas del uso de Excel en el análisis financiero</w:t>
-            </w:r>
-            <w:r>
-              <w:rPr>
-                <w:noProof/>
-                <w:webHidden/>
-              </w:rPr>
-              <w:tab/>
-            </w:r>
-            <w:r>
-              <w:rPr>
-                <w:noProof/>
-                <w:webHidden/>
-              </w:rPr>
-              <w:fldChar w:fldCharType="begin"/>
-            </w:r>
-            <w:r>
-              <w:rPr>
-                <w:noProof/>
-                <w:webHidden/>
-              </w:rPr>
-              <w:instrText xml:space="preserve"> PAGEREF _Toc200805985 \h </w:instrText>
-            </w:r>
-            <w:r>
-              <w:rPr>
-                <w:noProof/>
-                <w:webHidden/>
-              </w:rPr>
-            </w:r>
-            <w:r>
-              <w:rPr>
-                <w:noProof/>
-                <w:webHidden/>
-              </w:rPr>
-              <w:fldChar w:fldCharType="separate"/>
-            </w:r>
-            <w:r>
-              <w:rPr>
-                <w:noProof/>
-                <w:webHidden/>
-              </w:rPr>
-              <w:t>5</w:t>
-            </w:r>
-            <w:r>
-              <w:rPr>
-                <w:noProof/>
-                <w:webHidden/>
-              </w:rPr>
-              <w:fldChar w:fldCharType="end"/>
-            </w:r>
-          </w:hyperlink>
-        </w:p>
-        <w:p>
-          <w:pPr>
-            <w:pStyle w:val="TDC3"/>
-            <w:tabs>
-              <w:tab w:val="left" w:pos="880"/>
-              <w:tab w:val="right" w:leader="dot" w:pos="9962"/>
-            </w:tabs>
-            <w:rPr>
-              <w:rFonts w:asciiTheme="minorHAnsi" w:eastAsiaTheme="minorEastAsia" w:hAnsiTheme="minorHAnsi" w:cstheme="minorBidi"/>
-              <w:noProof/>
-            </w:rPr>
-          </w:pPr>
-          <w:hyperlink w:anchor="_Toc200805986" w:history="1">
-            <w:r>
-              <w:rPr>
-                <w:rStyle w:val="Hipervnculo"/>
-                <w:rFonts w:ascii="Symbol" w:hAnsi="Symbol"/>
-                <w:noProof/>
-                <w:lang w:val="es-ES_tradnl"/>
-              </w:rPr>
-              <w:t></w:t>
-            </w:r>
-            <w:r>
-              <w:rPr>
-                <w:rFonts w:asciiTheme="minorHAnsi" w:eastAsiaTheme="minorEastAsia" w:hAnsiTheme="minorHAnsi" w:cstheme="minorBidi"/>
-                <w:noProof/>
-              </w:rPr>
-              <w:tab/>
-            </w:r>
-            <w:r>
-              <w:rPr>
-                <w:rStyle w:val="Hipervnculo"/>
-                <w:rFonts w:eastAsiaTheme="majorEastAsia"/>
-                <w:b/>
-                <w:noProof/>
-                <w:lang w:val="es-ES_tradnl"/>
-              </w:rPr>
-              <w:t>Conexión con los indicadores financieros</w:t>
-            </w:r>
-            <w:r>
-              <w:rPr>
-                <w:noProof/>
-                <w:webHidden/>
-              </w:rPr>
-              <w:tab/>
-            </w:r>
-            <w:r>
-              <w:rPr>
-                <w:noProof/>
-                <w:webHidden/>
-              </w:rPr>
-              <w:fldChar w:fldCharType="begin"/>
-            </w:r>
-            <w:r>
-              <w:rPr>
-                <w:noProof/>
-                <w:webHidden/>
-              </w:rPr>
-              <w:instrText xml:space="preserve"> PAGEREF _Toc200805986 \h </w:instrText>
-            </w:r>
-            <w:r>
-              <w:rPr>
-                <w:noProof/>
-                <w:webHidden/>
-              </w:rPr>
-            </w:r>
-            <w:r>
-              <w:rPr>
-                <w:noProof/>
-                <w:webHidden/>
-              </w:rPr>
-              <w:fldChar w:fldCharType="separate"/>
-            </w:r>
-            <w:r>
-              <w:rPr>
-                <w:noProof/>
-                <w:webHidden/>
-              </w:rPr>
-              <w:t>6</w:t>
-            </w:r>
-            <w:r>
-              <w:rPr>
-                <w:noProof/>
-                <w:webHidden/>
-              </w:rPr>
-              <w:fldChar w:fldCharType="end"/>
-            </w:r>
-          </w:hyperlink>
-        </w:p>
-        <w:p>
-          <w:pPr>
-            <w:pStyle w:val="TDC3"/>
-            <w:tabs>
-              <w:tab w:val="left" w:pos="880"/>
-              <w:tab w:val="right" w:leader="dot" w:pos="9962"/>
-            </w:tabs>
-            <w:rPr>
-              <w:rFonts w:asciiTheme="minorHAnsi" w:eastAsiaTheme="minorEastAsia" w:hAnsiTheme="minorHAnsi" w:cstheme="minorBidi"/>
-              <w:noProof/>
-            </w:rPr>
-          </w:pPr>
-          <w:hyperlink w:anchor="_Toc200805987" w:history="1">
-            <w:r>
-              <w:rPr>
-                <w:rStyle w:val="Hipervnculo"/>
-                <w:rFonts w:ascii="Symbol" w:hAnsi="Symbol"/>
-                <w:noProof/>
-                <w:lang w:val="es-ES_tradnl"/>
-              </w:rPr>
-              <w:t></w:t>
-            </w:r>
-            <w:r>
-              <w:rPr>
-                <w:rFonts w:asciiTheme="minorHAnsi" w:eastAsiaTheme="minorEastAsia" w:hAnsiTheme="minorHAnsi" w:cstheme="minorBidi"/>
-                <w:noProof/>
-              </w:rPr>
-              <w:tab/>
-            </w:r>
-            <w:r>
-              <w:rPr>
-                <w:rStyle w:val="Hipervnculo"/>
-                <w:rFonts w:eastAsiaTheme="majorEastAsia"/>
-                <w:b/>
-                <w:noProof/>
-                <w:lang w:val="es-ES_tradnl"/>
-              </w:rPr>
-              <w:t>Requisitos previos para el uso de Excel en análisis financiero</w:t>
-            </w:r>
-            <w:r>
-              <w:rPr>
-                <w:noProof/>
-                <w:webHidden/>
-              </w:rPr>
-              <w:tab/>
-            </w:r>
-            <w:r>
-              <w:rPr>
-                <w:noProof/>
-                <w:webHidden/>
-              </w:rPr>
-              <w:fldChar w:fldCharType="begin"/>
-            </w:r>
-            <w:r>
-              <w:rPr>
-                <w:noProof/>
-                <w:webHidden/>
-              </w:rPr>
-              <w:instrText xml:space="preserve"> PAGEREF _Toc200805987 \h </w:instrText>
-            </w:r>
-            <w:r>
-              <w:rPr>
-                <w:noProof/>
-                <w:webHidden/>
-              </w:rPr>
-            </w:r>
-            <w:r>
-              <w:rPr>
-                <w:noProof/>
-                <w:webHidden/>
-              </w:rPr>
-              <w:fldChar w:fldCharType="separate"/>
-            </w:r>
-            <w:r>
-              <w:rPr>
-                <w:noProof/>
-                <w:webHidden/>
-              </w:rPr>
-              <w:t>6</w:t>
-            </w:r>
-            <w:r>
-              <w:rPr>
-                <w:noProof/>
-                <w:webHidden/>
-              </w:rPr>
-              <w:fldChar w:fldCharType="end"/>
-            </w:r>
-          </w:hyperlink>
-        </w:p>
-        <w:p>
-          <w:pPr>
             <w:pStyle w:val="TDC2"/>
             <w:tabs>
               <w:tab w:val="right" w:leader="dot" w:pos="9962"/>
@@ -1575,363 +1219,6 @@
                 <w:webHidden/>
               </w:rPr>
               <w:t>7</w:t>
-            </w:r>
-            <w:r>
-              <w:rPr>
-                <w:noProof/>
-                <w:webHidden/>
-              </w:rPr>
-              <w:fldChar w:fldCharType="end"/>
-            </w:r>
-          </w:hyperlink>
-        </w:p>
-        <w:p>
-          <w:pPr>
-            <w:pStyle w:val="TDC3"/>
-            <w:tabs>
-              <w:tab w:val="left" w:pos="880"/>
-              <w:tab w:val="right" w:leader="dot" w:pos="9962"/>
-            </w:tabs>
-            <w:rPr>
-              <w:rFonts w:asciiTheme="minorHAnsi" w:eastAsiaTheme="minorEastAsia" w:hAnsiTheme="minorHAnsi" w:cstheme="minorBidi"/>
-              <w:noProof/>
-            </w:rPr>
-          </w:pPr>
-          <w:hyperlink w:anchor="_Toc200805989" w:history="1">
-            <w:r>
-              <w:rPr>
-                <w:rStyle w:val="Hipervnculo"/>
-                <w:rFonts w:ascii="Symbol" w:hAnsi="Symbol"/>
-                <w:noProof/>
-                <w:lang w:val="es-ES_tradnl"/>
-              </w:rPr>
-              <w:t></w:t>
-            </w:r>
-            <w:r>
-              <w:rPr>
-                <w:rFonts w:asciiTheme="minorHAnsi" w:eastAsiaTheme="minorEastAsia" w:hAnsiTheme="minorHAnsi" w:cstheme="minorBidi"/>
-                <w:noProof/>
-              </w:rPr>
-              <w:tab/>
-            </w:r>
-            <w:r>
-              <w:rPr>
-                <w:rStyle w:val="Hipervnculo"/>
-                <w:b/>
-                <w:bCs/>
-                <w:noProof/>
-                <w:lang w:val="es-ES_tradnl"/>
-              </w:rPr>
-              <w:t>Funciones aritméticas básicas</w:t>
-            </w:r>
-            <w:r>
-              <w:rPr>
-                <w:noProof/>
-                <w:webHidden/>
-              </w:rPr>
-              <w:tab/>
-            </w:r>
-            <w:r>
-              <w:rPr>
-                <w:noProof/>
-                <w:webHidden/>
-              </w:rPr>
-              <w:fldChar w:fldCharType="begin"/>
-            </w:r>
-            <w:r>
-              <w:rPr>
-                <w:noProof/>
-                <w:webHidden/>
-              </w:rPr>
-              <w:instrText xml:space="preserve"> PAGEREF _Toc200805989 \h </w:instrText>
-            </w:r>
-            <w:r>
-              <w:rPr>
-                <w:noProof/>
-                <w:webHidden/>
-              </w:rPr>
-            </w:r>
-            <w:r>
-              <w:rPr>
-                <w:noProof/>
-                <w:webHidden/>
-              </w:rPr>
-              <w:fldChar w:fldCharType="separate"/>
-            </w:r>
-            <w:r>
-              <w:rPr>
-                <w:noProof/>
-                <w:webHidden/>
-              </w:rPr>
-              <w:t>7</w:t>
-            </w:r>
-            <w:r>
-              <w:rPr>
-                <w:noProof/>
-                <w:webHidden/>
-              </w:rPr>
-              <w:fldChar w:fldCharType="end"/>
-            </w:r>
-          </w:hyperlink>
-        </w:p>
-        <w:p>
-          <w:pPr>
-            <w:pStyle w:val="TDC3"/>
-            <w:tabs>
-              <w:tab w:val="left" w:pos="880"/>
-              <w:tab w:val="right" w:leader="dot" w:pos="9962"/>
-            </w:tabs>
-            <w:rPr>
-              <w:rFonts w:asciiTheme="minorHAnsi" w:eastAsiaTheme="minorEastAsia" w:hAnsiTheme="minorHAnsi" w:cstheme="minorBidi"/>
-              <w:noProof/>
-            </w:rPr>
-          </w:pPr>
-          <w:hyperlink w:anchor="_Toc200805990" w:history="1">
-            <w:r>
-              <w:rPr>
-                <w:rStyle w:val="Hipervnculo"/>
-                <w:rFonts w:ascii="Symbol" w:hAnsi="Symbol"/>
-                <w:bCs/>
-                <w:noProof/>
-                <w:lang w:val="es-ES_tradnl"/>
-              </w:rPr>
-              <w:t></w:t>
-            </w:r>
-            <w:r>
-              <w:rPr>
-                <w:rFonts w:asciiTheme="minorHAnsi" w:eastAsiaTheme="minorEastAsia" w:hAnsiTheme="minorHAnsi" w:cstheme="minorBidi"/>
-                <w:noProof/>
-              </w:rPr>
-              <w:tab/>
-            </w:r>
-            <w:r>
-              <w:rPr>
-                <w:rStyle w:val="Hipervnculo"/>
-                <w:b/>
-                <w:bCs/>
-                <w:noProof/>
-                <w:lang w:val="es-ES_tradnl"/>
-              </w:rPr>
-              <w:t>Operadores matemáticos en fórmulas</w:t>
-            </w:r>
-            <w:r>
-              <w:rPr>
-                <w:noProof/>
-                <w:webHidden/>
-              </w:rPr>
-              <w:tab/>
-            </w:r>
-            <w:r>
-              <w:rPr>
-                <w:noProof/>
-                <w:webHidden/>
-              </w:rPr>
-              <w:fldChar w:fldCharType="begin"/>
-            </w:r>
-            <w:r>
-              <w:rPr>
-                <w:noProof/>
-                <w:webHidden/>
-              </w:rPr>
-              <w:instrText xml:space="preserve"> PAGEREF _Toc200805990 \h </w:instrText>
-            </w:r>
-            <w:r>
-              <w:rPr>
-                <w:noProof/>
-                <w:webHidden/>
-              </w:rPr>
-            </w:r>
-            <w:r>
-              <w:rPr>
-                <w:noProof/>
-                <w:webHidden/>
-              </w:rPr>
-              <w:fldChar w:fldCharType="separate"/>
-            </w:r>
-            <w:r>
-              <w:rPr>
-                <w:noProof/>
-                <w:webHidden/>
-              </w:rPr>
-              <w:t>7</w:t>
-            </w:r>
-            <w:r>
-              <w:rPr>
-                <w:noProof/>
-                <w:webHidden/>
-              </w:rPr>
-              <w:fldChar w:fldCharType="end"/>
-            </w:r>
-          </w:hyperlink>
-        </w:p>
-        <w:p>
-          <w:pPr>
-            <w:pStyle w:val="TDC3"/>
-            <w:tabs>
-              <w:tab w:val="left" w:pos="880"/>
-              <w:tab w:val="right" w:leader="dot" w:pos="9962"/>
-            </w:tabs>
-            <w:rPr>
-              <w:rFonts w:asciiTheme="minorHAnsi" w:eastAsiaTheme="minorEastAsia" w:hAnsiTheme="minorHAnsi" w:cstheme="minorBidi"/>
-              <w:noProof/>
-            </w:rPr>
-          </w:pPr>
-          <w:hyperlink w:anchor="_Toc200805991" w:history="1">
-            <w:r>
-              <w:rPr>
-                <w:rStyle w:val="Hipervnculo"/>
-                <w:rFonts w:ascii="Symbol" w:hAnsi="Symbol"/>
-                <w:noProof/>
-                <w:lang w:val="es-ES_tradnl"/>
-              </w:rPr>
-              <w:t></w:t>
-            </w:r>
-            <w:r>
-              <w:rPr>
-                <w:rFonts w:asciiTheme="minorHAnsi" w:eastAsiaTheme="minorEastAsia" w:hAnsiTheme="minorHAnsi" w:cstheme="minorBidi"/>
-                <w:noProof/>
-              </w:rPr>
-              <w:tab/>
-            </w:r>
-            <w:r>
-              <w:rPr>
-                <w:rStyle w:val="Hipervnculo"/>
-                <w:b/>
-                <w:bCs/>
-                <w:noProof/>
-                <w:lang w:val="es-ES_tradnl"/>
-              </w:rPr>
-              <w:t>Ejemplo práctico</w:t>
-            </w:r>
-            <w:r>
-              <w:rPr>
-                <w:noProof/>
-                <w:webHidden/>
-              </w:rPr>
-              <w:tab/>
-            </w:r>
-            <w:r>
-              <w:rPr>
-                <w:noProof/>
-                <w:webHidden/>
-              </w:rPr>
-              <w:fldChar w:fldCharType="begin"/>
-            </w:r>
-            <w:r>
-              <w:rPr>
-                <w:noProof/>
-                <w:webHidden/>
-              </w:rPr>
-              <w:instrText xml:space="preserve"> PAGEREF _Toc200805991 \h </w:instrText>
-            </w:r>
-            <w:r>
-              <w:rPr>
-                <w:noProof/>
-                <w:webHidden/>
-              </w:rPr>
-            </w:r>
-            <w:r>
-              <w:rPr>
-                <w:noProof/>
-                <w:webHidden/>
-              </w:rPr>
-              <w:fldChar w:fldCharType="separate"/>
-            </w:r>
-            <w:r>
-              <w:rPr>
-                <w:noProof/>
-                <w:webHidden/>
-              </w:rPr>
-              <w:t>8</w:t>
-            </w:r>
-            <w:r>
-              <w:rPr>
-                <w:noProof/>
-                <w:webHidden/>
-              </w:rPr>
-              <w:fldChar w:fldCharType="end"/>
-            </w:r>
-          </w:hyperlink>
-        </w:p>
-        <w:p>
-          <w:pPr>
-            <w:pStyle w:val="TDC3"/>
-            <w:tabs>
-              <w:tab w:val="left" w:pos="880"/>
-              <w:tab w:val="right" w:leader="dot" w:pos="9962"/>
-            </w:tabs>
-            <w:rPr>
-              <w:rFonts w:asciiTheme="minorHAnsi" w:eastAsiaTheme="minorEastAsia" w:hAnsiTheme="minorHAnsi" w:cstheme="minorBidi"/>
-              <w:noProof/>
-            </w:rPr>
-          </w:pPr>
-          <w:hyperlink w:anchor="_Toc200805992" w:history="1">
-            <w:r>
-              <w:rPr>
-                <w:rStyle w:val="Hipervnculo"/>
-                <w:rFonts w:ascii="Symbol" w:hAnsi="Symbol"/>
-                <w:noProof/>
-                <w:lang w:val="es-ES_tradnl"/>
-              </w:rPr>
-              <w:t></w:t>
-            </w:r>
-            <w:r>
-              <w:rPr>
-                <w:rFonts w:asciiTheme="minorHAnsi" w:eastAsiaTheme="minorEastAsia" w:hAnsiTheme="minorHAnsi" w:cstheme="minorBidi"/>
-                <w:noProof/>
-              </w:rPr>
-              <w:tab/>
-            </w:r>
-            <w:r>
-              <w:rPr>
-                <w:rStyle w:val="Hipervnculo"/>
-                <w:b/>
-                <w:bCs/>
-                <w:noProof/>
-                <w:lang w:val="es-ES_tradnl"/>
-              </w:rPr>
-              <w:t>Referencias en fórmulas</w:t>
-            </w:r>
-            <w:r>
-              <w:rPr>
-                <w:noProof/>
-                <w:webHidden/>
-              </w:rPr>
-              <w:tab/>
-            </w:r>
-            <w:r>
-              <w:rPr>
-                <w:noProof/>
-                <w:webHidden/>
-              </w:rPr>
-              <w:fldChar w:fldCharType="begin"/>
-            </w:r>
-            <w:r>
-              <w:rPr>
-                <w:noProof/>
-                <w:webHidden/>
-              </w:rPr>
-              <w:instrText xml:space="preserve"> PAGEREF _Toc200805992 \h </w:instrText>
-            </w:r>
-            <w:r>
-              <w:rPr>
-                <w:noProof/>
-                <w:webHidden/>
-              </w:rPr>
-            </w:r>
-            <w:r>
-              <w:rPr>
-                <w:noProof/>
-                <w:webHidden/>
-              </w:rPr>
-              <w:fldChar w:fldCharType="separate"/>
-            </w:r>
-            <w:r>
-              <w:rPr>
-                <w:noProof/>
-                <w:webHidden/>
-              </w:rPr>
-              <w:t>8</w:t>
             </w:r>
             <w:r>
               <w:rPr>
@@ -2004,451 +1291,6 @@
                 <w:webHidden/>
               </w:rPr>
               <w:t>9</w:t>
-            </w:r>
-            <w:r>
-              <w:rPr>
-                <w:noProof/>
-                <w:webHidden/>
-              </w:rPr>
-              <w:fldChar w:fldCharType="end"/>
-            </w:r>
-          </w:hyperlink>
-        </w:p>
-        <w:p>
-          <w:pPr>
-            <w:pStyle w:val="TDC3"/>
-            <w:tabs>
-              <w:tab w:val="left" w:pos="880"/>
-              <w:tab w:val="right" w:leader="dot" w:pos="9962"/>
-            </w:tabs>
-            <w:rPr>
-              <w:rFonts w:asciiTheme="minorHAnsi" w:eastAsiaTheme="minorEastAsia" w:hAnsiTheme="minorHAnsi" w:cstheme="minorBidi"/>
-              <w:noProof/>
-            </w:rPr>
-          </w:pPr>
-          <w:hyperlink w:anchor="_Toc200805994" w:history="1">
-            <w:r>
-              <w:rPr>
-                <w:rStyle w:val="Hipervnculo"/>
-                <w:rFonts w:ascii="Symbol" w:hAnsi="Symbol"/>
-                <w:noProof/>
-                <w:lang w:val="es-ES_tradnl"/>
-              </w:rPr>
-              <w:t></w:t>
-            </w:r>
-            <w:r>
-              <w:rPr>
-                <w:rFonts w:asciiTheme="minorHAnsi" w:eastAsiaTheme="minorEastAsia" w:hAnsiTheme="minorHAnsi" w:cstheme="minorBidi"/>
-                <w:noProof/>
-              </w:rPr>
-              <w:tab/>
-            </w:r>
-            <w:r>
-              <w:rPr>
-                <w:rStyle w:val="Hipervnculo"/>
-                <w:rFonts w:eastAsiaTheme="majorEastAsia"/>
-                <w:b/>
-                <w:noProof/>
-                <w:lang w:val="es-ES_tradnl"/>
-              </w:rPr>
-              <w:t>Indicadores de liquidez</w:t>
-            </w:r>
-            <w:r>
-              <w:rPr>
-                <w:noProof/>
-                <w:webHidden/>
-              </w:rPr>
-              <w:tab/>
-            </w:r>
-            <w:r>
-              <w:rPr>
-                <w:noProof/>
-                <w:webHidden/>
-              </w:rPr>
-              <w:fldChar w:fldCharType="begin"/>
-            </w:r>
-            <w:r>
-              <w:rPr>
-                <w:noProof/>
-                <w:webHidden/>
-              </w:rPr>
-              <w:instrText xml:space="preserve"> PAGEREF _Toc200805994 \h </w:instrText>
-            </w:r>
-            <w:r>
-              <w:rPr>
-                <w:noProof/>
-                <w:webHidden/>
-              </w:rPr>
-            </w:r>
-            <w:r>
-              <w:rPr>
-                <w:noProof/>
-                <w:webHidden/>
-              </w:rPr>
-              <w:fldChar w:fldCharType="separate"/>
-            </w:r>
-            <w:r>
-              <w:rPr>
-                <w:noProof/>
-                <w:webHidden/>
-              </w:rPr>
-              <w:t>9</w:t>
-            </w:r>
-            <w:r>
-              <w:rPr>
-                <w:noProof/>
-                <w:webHidden/>
-              </w:rPr>
-              <w:fldChar w:fldCharType="end"/>
-            </w:r>
-          </w:hyperlink>
-        </w:p>
-        <w:p>
-          <w:pPr>
-            <w:pStyle w:val="TDC3"/>
-            <w:tabs>
-              <w:tab w:val="left" w:pos="880"/>
-              <w:tab w:val="right" w:leader="dot" w:pos="9962"/>
-            </w:tabs>
-            <w:rPr>
-              <w:rFonts w:asciiTheme="minorHAnsi" w:eastAsiaTheme="minorEastAsia" w:hAnsiTheme="minorHAnsi" w:cstheme="minorBidi"/>
-              <w:noProof/>
-            </w:rPr>
-          </w:pPr>
-          <w:hyperlink w:anchor="_Toc200805995" w:history="1">
-            <w:r>
-              <w:rPr>
-                <w:rStyle w:val="Hipervnculo"/>
-                <w:rFonts w:ascii="Symbol" w:hAnsi="Symbol"/>
-                <w:noProof/>
-                <w:lang w:val="es-ES_tradnl"/>
-              </w:rPr>
-              <w:t></w:t>
-            </w:r>
-            <w:r>
-              <w:rPr>
-                <w:rFonts w:asciiTheme="minorHAnsi" w:eastAsiaTheme="minorEastAsia" w:hAnsiTheme="minorHAnsi" w:cstheme="minorBidi"/>
-                <w:noProof/>
-              </w:rPr>
-              <w:tab/>
-            </w:r>
-            <w:r>
-              <w:rPr>
-                <w:rStyle w:val="Hipervnculo"/>
-                <w:rFonts w:eastAsiaTheme="majorEastAsia"/>
-                <w:b/>
-                <w:noProof/>
-                <w:lang w:val="es-ES_tradnl"/>
-              </w:rPr>
-              <w:t>Indicadores de rentabilidad</w:t>
-            </w:r>
-            <w:r>
-              <w:rPr>
-                <w:noProof/>
-                <w:webHidden/>
-              </w:rPr>
-              <w:tab/>
-            </w:r>
-            <w:r>
-              <w:rPr>
-                <w:noProof/>
-                <w:webHidden/>
-              </w:rPr>
-              <w:fldChar w:fldCharType="begin"/>
-            </w:r>
-            <w:r>
-              <w:rPr>
-                <w:noProof/>
-                <w:webHidden/>
-              </w:rPr>
-              <w:instrText xml:space="preserve"> PAGEREF _Toc200805995 \h </w:instrText>
-            </w:r>
-            <w:r>
-              <w:rPr>
-                <w:noProof/>
-                <w:webHidden/>
-              </w:rPr>
-            </w:r>
-            <w:r>
-              <w:rPr>
-                <w:noProof/>
-                <w:webHidden/>
-              </w:rPr>
-              <w:fldChar w:fldCharType="separate"/>
-            </w:r>
-            <w:r>
-              <w:rPr>
-                <w:noProof/>
-                <w:webHidden/>
-              </w:rPr>
-              <w:t>9</w:t>
-            </w:r>
-            <w:r>
-              <w:rPr>
-                <w:noProof/>
-                <w:webHidden/>
-              </w:rPr>
-              <w:fldChar w:fldCharType="end"/>
-            </w:r>
-          </w:hyperlink>
-        </w:p>
-        <w:p>
-          <w:pPr>
-            <w:pStyle w:val="TDC3"/>
-            <w:tabs>
-              <w:tab w:val="left" w:pos="880"/>
-              <w:tab w:val="right" w:leader="dot" w:pos="9962"/>
-            </w:tabs>
-            <w:rPr>
-              <w:rFonts w:asciiTheme="minorHAnsi" w:eastAsiaTheme="minorEastAsia" w:hAnsiTheme="minorHAnsi" w:cstheme="minorBidi"/>
-              <w:noProof/>
-            </w:rPr>
-          </w:pPr>
-          <w:hyperlink w:anchor="_Toc200805996" w:history="1">
-            <w:r>
-              <w:rPr>
-                <w:rStyle w:val="Hipervnculo"/>
-                <w:rFonts w:ascii="Symbol" w:hAnsi="Symbol"/>
-                <w:noProof/>
-                <w:lang w:val="es-ES_tradnl"/>
-              </w:rPr>
-              <w:t></w:t>
-            </w:r>
-            <w:r>
-              <w:rPr>
-                <w:rFonts w:asciiTheme="minorHAnsi" w:eastAsiaTheme="minorEastAsia" w:hAnsiTheme="minorHAnsi" w:cstheme="minorBidi"/>
-                <w:noProof/>
-              </w:rPr>
-              <w:tab/>
-            </w:r>
-            <w:r>
-              <w:rPr>
-                <w:rStyle w:val="Hipervnculo"/>
-                <w:rFonts w:eastAsiaTheme="majorEastAsia"/>
-                <w:b/>
-                <w:noProof/>
-                <w:lang w:val="es-ES_tradnl"/>
-              </w:rPr>
-              <w:t>Indicadores de endeudamiento</w:t>
-            </w:r>
-            <w:r>
-              <w:rPr>
-                <w:noProof/>
-                <w:webHidden/>
-              </w:rPr>
-              <w:tab/>
-            </w:r>
-            <w:r>
-              <w:rPr>
-                <w:noProof/>
-                <w:webHidden/>
-              </w:rPr>
-              <w:fldChar w:fldCharType="begin"/>
-            </w:r>
-            <w:r>
-              <w:rPr>
-                <w:noProof/>
-                <w:webHidden/>
-              </w:rPr>
-              <w:instrText xml:space="preserve"> PAGEREF _Toc200805996 \h </w:instrText>
-            </w:r>
-            <w:r>
-              <w:rPr>
-                <w:noProof/>
-                <w:webHidden/>
-              </w:rPr>
-            </w:r>
-            <w:r>
-              <w:rPr>
-                <w:noProof/>
-                <w:webHidden/>
-              </w:rPr>
-              <w:fldChar w:fldCharType="separate"/>
-            </w:r>
-            <w:r>
-              <w:rPr>
-                <w:noProof/>
-                <w:webHidden/>
-              </w:rPr>
-              <w:t>9</w:t>
-            </w:r>
-            <w:r>
-              <w:rPr>
-                <w:noProof/>
-                <w:webHidden/>
-              </w:rPr>
-              <w:fldChar w:fldCharType="end"/>
-            </w:r>
-          </w:hyperlink>
-        </w:p>
-        <w:p>
-          <w:pPr>
-            <w:pStyle w:val="TDC3"/>
-            <w:tabs>
-              <w:tab w:val="left" w:pos="880"/>
-              <w:tab w:val="right" w:leader="dot" w:pos="9962"/>
-            </w:tabs>
-            <w:rPr>
-              <w:rFonts w:asciiTheme="minorHAnsi" w:eastAsiaTheme="minorEastAsia" w:hAnsiTheme="minorHAnsi" w:cstheme="minorBidi"/>
-              <w:noProof/>
-            </w:rPr>
-          </w:pPr>
-          <w:hyperlink w:anchor="_Toc200805997" w:history="1">
-            <w:r>
-              <w:rPr>
-                <w:rStyle w:val="Hipervnculo"/>
-                <w:rFonts w:ascii="Symbol" w:hAnsi="Symbol"/>
-                <w:noProof/>
-                <w:lang w:val="es-ES_tradnl"/>
-              </w:rPr>
-              <w:t></w:t>
-            </w:r>
-            <w:r>
-              <w:rPr>
-                <w:rFonts w:asciiTheme="minorHAnsi" w:eastAsiaTheme="minorEastAsia" w:hAnsiTheme="minorHAnsi" w:cstheme="minorBidi"/>
-                <w:noProof/>
-              </w:rPr>
-              <w:tab/>
-            </w:r>
-            <w:r>
-              <w:rPr>
-                <w:rStyle w:val="Hipervnculo"/>
-                <w:rFonts w:eastAsiaTheme="majorEastAsia"/>
-                <w:b/>
-                <w:noProof/>
-                <w:lang w:val="es-ES_tradnl"/>
-              </w:rPr>
-              <w:t>Indicadores de eficiencia operativa</w:t>
-            </w:r>
-            <w:r>
-              <w:rPr>
-                <w:noProof/>
-                <w:webHidden/>
-              </w:rPr>
-              <w:tab/>
-            </w:r>
-            <w:r>
-              <w:rPr>
-                <w:noProof/>
-                <w:webHidden/>
-              </w:rPr>
-              <w:fldChar w:fldCharType="begin"/>
-            </w:r>
-            <w:r>
-              <w:rPr>
-                <w:noProof/>
-                <w:webHidden/>
-              </w:rPr>
-              <w:instrText xml:space="preserve"> PAGEREF _Toc200805997 \h </w:instrText>
-            </w:r>
-            <w:r>
-              <w:rPr>
-                <w:noProof/>
-                <w:webHidden/>
-              </w:rPr>
-            </w:r>
-            <w:r>
-              <w:rPr>
-                <w:noProof/>
-                <w:webHidden/>
-              </w:rPr>
-              <w:fldChar w:fldCharType="separate"/>
-            </w:r>
-            <w:r>
-              <w:rPr>
-                <w:noProof/>
-                <w:webHidden/>
-              </w:rPr>
-              <w:t>10</w:t>
-            </w:r>
-            <w:r>
-              <w:rPr>
-                <w:noProof/>
-                <w:webHidden/>
-              </w:rPr>
-              <w:fldChar w:fldCharType="end"/>
-            </w:r>
-          </w:hyperlink>
-        </w:p>
-        <w:p>
-          <w:pPr>
-            <w:pStyle w:val="TDC3"/>
-            <w:tabs>
-              <w:tab w:val="left" w:pos="880"/>
-              <w:tab w:val="right" w:leader="dot" w:pos="9962"/>
-            </w:tabs>
-            <w:rPr>
-              <w:rFonts w:asciiTheme="minorHAnsi" w:eastAsiaTheme="minorEastAsia" w:hAnsiTheme="minorHAnsi" w:cstheme="minorBidi"/>
-              <w:noProof/>
-            </w:rPr>
-          </w:pPr>
-          <w:hyperlink w:anchor="_Toc200805998" w:history="1">
-            <w:r>
-              <w:rPr>
-                <w:rStyle w:val="Hipervnculo"/>
-                <w:rFonts w:ascii="Symbol" w:hAnsi="Symbol"/>
-                <w:noProof/>
-                <w:lang w:val="es-ES_tradnl"/>
-              </w:rPr>
-              <w:t></w:t>
-            </w:r>
-            <w:r>
-              <w:rPr>
-                <w:rFonts w:asciiTheme="minorHAnsi" w:eastAsiaTheme="minorEastAsia" w:hAnsiTheme="minorHAnsi" w:cstheme="minorBidi"/>
-                <w:noProof/>
-              </w:rPr>
-              <w:tab/>
-            </w:r>
-            <w:r>
-              <w:rPr>
-                <w:rStyle w:val="Hipervnculo"/>
-                <w:rFonts w:eastAsiaTheme="majorEastAsia"/>
-                <w:b/>
-                <w:noProof/>
-                <w:lang w:val="es-ES_tradnl"/>
-              </w:rPr>
-              <w:t>Interpretación de resultados</w:t>
-            </w:r>
-            <w:r>
-              <w:rPr>
-                <w:noProof/>
-                <w:webHidden/>
-              </w:rPr>
-              <w:tab/>
-            </w:r>
-            <w:r>
-              <w:rPr>
-                <w:noProof/>
-                <w:webHidden/>
-              </w:rPr>
-              <w:fldChar w:fldCharType="begin"/>
-            </w:r>
-            <w:r>
-              <w:rPr>
-                <w:noProof/>
-                <w:webHidden/>
-              </w:rPr>
-              <w:instrText xml:space="preserve"> PAGEREF _Toc200805998 \h </w:instrText>
-            </w:r>
-            <w:r>
-              <w:rPr>
-                <w:noProof/>
-                <w:webHidden/>
-              </w:rPr>
-            </w:r>
-            <w:r>
-              <w:rPr>
-                <w:noProof/>
-                <w:webHidden/>
-              </w:rPr>
-              <w:fldChar w:fldCharType="separate"/>
-            </w:r>
-            <w:r>
-              <w:rPr>
-                <w:noProof/>
-                <w:webHidden/>
-              </w:rPr>
-              <w:t>10</w:t>
             </w:r>
             <w:r>
               <w:rPr>
@@ -2534,547 +1376,6 @@
         </w:p>
         <w:p>
           <w:pPr>
-            <w:pStyle w:val="TDC3"/>
-            <w:tabs>
-              <w:tab w:val="left" w:pos="880"/>
-              <w:tab w:val="right" w:leader="dot" w:pos="9962"/>
-            </w:tabs>
-            <w:rPr>
-              <w:rFonts w:asciiTheme="minorHAnsi" w:eastAsiaTheme="minorEastAsia" w:hAnsiTheme="minorHAnsi" w:cstheme="minorBidi"/>
-              <w:noProof/>
-            </w:rPr>
-          </w:pPr>
-          <w:hyperlink w:anchor="_Toc200806000" w:history="1">
-            <w:r>
-              <w:rPr>
-                <w:rStyle w:val="Hipervnculo"/>
-                <w:rFonts w:ascii="Symbol" w:hAnsi="Symbol"/>
-                <w:noProof/>
-                <w:lang w:val="es-ES_tradnl"/>
-              </w:rPr>
-              <w:t></w:t>
-            </w:r>
-            <w:r>
-              <w:rPr>
-                <w:rFonts w:asciiTheme="minorHAnsi" w:eastAsiaTheme="minorEastAsia" w:hAnsiTheme="minorHAnsi" w:cstheme="minorBidi"/>
-                <w:noProof/>
-              </w:rPr>
-              <w:tab/>
-            </w:r>
-            <w:r>
-              <w:rPr>
-                <w:rStyle w:val="Hipervnculo"/>
-                <w:rFonts w:eastAsiaTheme="majorEastAsia"/>
-                <w:b/>
-                <w:noProof/>
-                <w:lang w:val="es-ES_tradnl"/>
-              </w:rPr>
-              <w:t>De la teoría a la práctica: aplicación de indicadores financieros en Excel</w:t>
-            </w:r>
-            <w:r>
-              <w:rPr>
-                <w:noProof/>
-                <w:webHidden/>
-              </w:rPr>
-              <w:tab/>
-            </w:r>
-            <w:r>
-              <w:rPr>
-                <w:noProof/>
-                <w:webHidden/>
-              </w:rPr>
-              <w:fldChar w:fldCharType="begin"/>
-            </w:r>
-            <w:r>
-              <w:rPr>
-                <w:noProof/>
-                <w:webHidden/>
-              </w:rPr>
-              <w:instrText xml:space="preserve"> PAGEREF _Toc200806000 \h </w:instrText>
-            </w:r>
-            <w:r>
-              <w:rPr>
-                <w:noProof/>
-                <w:webHidden/>
-              </w:rPr>
-            </w:r>
-            <w:r>
-              <w:rPr>
-                <w:noProof/>
-                <w:webHidden/>
-              </w:rPr>
-              <w:fldChar w:fldCharType="separate"/>
-            </w:r>
-            <w:r>
-              <w:rPr>
-                <w:noProof/>
-                <w:webHidden/>
-              </w:rPr>
-              <w:t>11</w:t>
-            </w:r>
-            <w:r>
-              <w:rPr>
-                <w:noProof/>
-                <w:webHidden/>
-              </w:rPr>
-              <w:fldChar w:fldCharType="end"/>
-            </w:r>
-          </w:hyperlink>
-        </w:p>
-        <w:p>
-          <w:pPr>
-            <w:pStyle w:val="TDC3"/>
-            <w:tabs>
-              <w:tab w:val="left" w:pos="880"/>
-              <w:tab w:val="right" w:leader="dot" w:pos="9962"/>
-            </w:tabs>
-            <w:rPr>
-              <w:rFonts w:asciiTheme="minorHAnsi" w:eastAsiaTheme="minorEastAsia" w:hAnsiTheme="minorHAnsi" w:cstheme="minorBidi"/>
-              <w:noProof/>
-            </w:rPr>
-          </w:pPr>
-          <w:hyperlink w:anchor="_Toc200806001" w:history="1">
-            <w:r>
-              <w:rPr>
-                <w:rStyle w:val="Hipervnculo"/>
-                <w:rFonts w:ascii="Symbol" w:eastAsia="Times New Roman" w:hAnsi="Symbol"/>
-                <w:bCs/>
-                <w:noProof/>
-                <w:lang w:val="es-ES_tradnl"/>
-              </w:rPr>
-              <w:t></w:t>
-            </w:r>
-            <w:r>
-              <w:rPr>
-                <w:rFonts w:asciiTheme="minorHAnsi" w:eastAsiaTheme="minorEastAsia" w:hAnsiTheme="minorHAnsi" w:cstheme="minorBidi"/>
-                <w:noProof/>
-              </w:rPr>
-              <w:tab/>
-            </w:r>
-            <w:r>
-              <w:rPr>
-                <w:rStyle w:val="Hipervnculo"/>
-                <w:rFonts w:eastAsia="Times New Roman"/>
-                <w:b/>
-                <w:bCs/>
-                <w:noProof/>
-                <w:lang w:val="es-ES_tradnl"/>
-              </w:rPr>
-              <w:t>Indicador de liquidez – Razón corriente</w:t>
-            </w:r>
-            <w:r>
-              <w:rPr>
-                <w:noProof/>
-                <w:webHidden/>
-              </w:rPr>
-              <w:tab/>
-            </w:r>
-            <w:r>
-              <w:rPr>
-                <w:noProof/>
-                <w:webHidden/>
-              </w:rPr>
-              <w:fldChar w:fldCharType="begin"/>
-            </w:r>
-            <w:r>
-              <w:rPr>
-                <w:noProof/>
-                <w:webHidden/>
-              </w:rPr>
-              <w:instrText xml:space="preserve"> PAGEREF _Toc200806001 \h </w:instrText>
-            </w:r>
-            <w:r>
-              <w:rPr>
-                <w:noProof/>
-                <w:webHidden/>
-              </w:rPr>
-            </w:r>
-            <w:r>
-              <w:rPr>
-                <w:noProof/>
-                <w:webHidden/>
-              </w:rPr>
-              <w:fldChar w:fldCharType="separate"/>
-            </w:r>
-            <w:r>
-              <w:rPr>
-                <w:noProof/>
-                <w:webHidden/>
-              </w:rPr>
-              <w:t>12</w:t>
-            </w:r>
-            <w:r>
-              <w:rPr>
-                <w:noProof/>
-                <w:webHidden/>
-              </w:rPr>
-              <w:fldChar w:fldCharType="end"/>
-            </w:r>
-          </w:hyperlink>
-        </w:p>
-        <w:p>
-          <w:pPr>
-            <w:pStyle w:val="TDC3"/>
-            <w:tabs>
-              <w:tab w:val="left" w:pos="880"/>
-              <w:tab w:val="right" w:leader="dot" w:pos="9962"/>
-            </w:tabs>
-            <w:rPr>
-              <w:rFonts w:asciiTheme="minorHAnsi" w:eastAsiaTheme="minorEastAsia" w:hAnsiTheme="minorHAnsi" w:cstheme="minorBidi"/>
-              <w:noProof/>
-            </w:rPr>
-          </w:pPr>
-          <w:hyperlink w:anchor="_Toc200806002" w:history="1">
-            <w:r>
-              <w:rPr>
-                <w:rStyle w:val="Hipervnculo"/>
-                <w:rFonts w:ascii="Symbol" w:eastAsia="Times New Roman" w:hAnsi="Symbol"/>
-                <w:noProof/>
-                <w:lang w:val="es-ES_tradnl"/>
-              </w:rPr>
-              <w:t></w:t>
-            </w:r>
-            <w:r>
-              <w:rPr>
-                <w:rFonts w:asciiTheme="minorHAnsi" w:eastAsiaTheme="minorEastAsia" w:hAnsiTheme="minorHAnsi" w:cstheme="minorBidi"/>
-                <w:noProof/>
-              </w:rPr>
-              <w:tab/>
-            </w:r>
-            <w:r>
-              <w:rPr>
-                <w:rStyle w:val="Hipervnculo"/>
-                <w:rFonts w:eastAsia="Times New Roman"/>
-                <w:b/>
-                <w:bCs/>
-                <w:noProof/>
-                <w:lang w:val="es-ES_tradnl"/>
-              </w:rPr>
-              <w:t>Indicador de endeudamiento – Endeudamiento externo</w:t>
-            </w:r>
-            <w:r>
-              <w:rPr>
-                <w:noProof/>
-                <w:webHidden/>
-              </w:rPr>
-              <w:tab/>
-            </w:r>
-            <w:r>
-              <w:rPr>
-                <w:noProof/>
-                <w:webHidden/>
-              </w:rPr>
-              <w:fldChar w:fldCharType="begin"/>
-            </w:r>
-            <w:r>
-              <w:rPr>
-                <w:noProof/>
-                <w:webHidden/>
-              </w:rPr>
-              <w:instrText xml:space="preserve"> PAGEREF _Toc200806002 \h </w:instrText>
-            </w:r>
-            <w:r>
-              <w:rPr>
-                <w:noProof/>
-                <w:webHidden/>
-              </w:rPr>
-            </w:r>
-            <w:r>
-              <w:rPr>
-                <w:noProof/>
-                <w:webHidden/>
-              </w:rPr>
-              <w:fldChar w:fldCharType="separate"/>
-            </w:r>
-            <w:r>
-              <w:rPr>
-                <w:noProof/>
-                <w:webHidden/>
-              </w:rPr>
-              <w:t>12</w:t>
-            </w:r>
-            <w:r>
-              <w:rPr>
-                <w:noProof/>
-                <w:webHidden/>
-              </w:rPr>
-              <w:fldChar w:fldCharType="end"/>
-            </w:r>
-          </w:hyperlink>
-        </w:p>
-        <w:p>
-          <w:pPr>
-            <w:pStyle w:val="TDC3"/>
-            <w:tabs>
-              <w:tab w:val="left" w:pos="880"/>
-              <w:tab w:val="right" w:leader="dot" w:pos="9962"/>
-            </w:tabs>
-            <w:rPr>
-              <w:rFonts w:asciiTheme="minorHAnsi" w:eastAsiaTheme="minorEastAsia" w:hAnsiTheme="minorHAnsi" w:cstheme="minorBidi"/>
-              <w:noProof/>
-            </w:rPr>
-          </w:pPr>
-          <w:hyperlink w:anchor="_Toc200806003" w:history="1">
-            <w:r>
-              <w:rPr>
-                <w:rStyle w:val="Hipervnculo"/>
-                <w:rFonts w:ascii="Symbol" w:eastAsia="Times New Roman" w:hAnsi="Symbol"/>
-                <w:noProof/>
-                <w:lang w:val="es-ES_tradnl"/>
-              </w:rPr>
-              <w:t></w:t>
-            </w:r>
-            <w:r>
-              <w:rPr>
-                <w:rFonts w:asciiTheme="minorHAnsi" w:eastAsiaTheme="minorEastAsia" w:hAnsiTheme="minorHAnsi" w:cstheme="minorBidi"/>
-                <w:noProof/>
-              </w:rPr>
-              <w:tab/>
-            </w:r>
-            <w:r>
-              <w:rPr>
-                <w:rStyle w:val="Hipervnculo"/>
-                <w:rFonts w:eastAsia="Times New Roman"/>
-                <w:b/>
-                <w:bCs/>
-                <w:noProof/>
-                <w:lang w:val="es-ES_tradnl"/>
-              </w:rPr>
-              <w:t>Indicador de actividad – Rotación de cartera</w:t>
-            </w:r>
-            <w:r>
-              <w:rPr>
-                <w:noProof/>
-                <w:webHidden/>
-              </w:rPr>
-              <w:tab/>
-            </w:r>
-            <w:r>
-              <w:rPr>
-                <w:noProof/>
-                <w:webHidden/>
-              </w:rPr>
-              <w:fldChar w:fldCharType="begin"/>
-            </w:r>
-            <w:r>
-              <w:rPr>
-                <w:noProof/>
-                <w:webHidden/>
-              </w:rPr>
-              <w:instrText xml:space="preserve"> PAGEREF _Toc200806003 \h </w:instrText>
-            </w:r>
-            <w:r>
-              <w:rPr>
-                <w:noProof/>
-                <w:webHidden/>
-              </w:rPr>
-            </w:r>
-            <w:r>
-              <w:rPr>
-                <w:noProof/>
-                <w:webHidden/>
-              </w:rPr>
-              <w:fldChar w:fldCharType="separate"/>
-            </w:r>
-            <w:r>
-              <w:rPr>
-                <w:noProof/>
-                <w:webHidden/>
-              </w:rPr>
-              <w:t>13</w:t>
-            </w:r>
-            <w:r>
-              <w:rPr>
-                <w:noProof/>
-                <w:webHidden/>
-              </w:rPr>
-              <w:fldChar w:fldCharType="end"/>
-            </w:r>
-          </w:hyperlink>
-        </w:p>
-        <w:p>
-          <w:pPr>
-            <w:pStyle w:val="TDC3"/>
-            <w:tabs>
-              <w:tab w:val="left" w:pos="880"/>
-              <w:tab w:val="right" w:leader="dot" w:pos="9962"/>
-            </w:tabs>
-            <w:rPr>
-              <w:rFonts w:asciiTheme="minorHAnsi" w:eastAsiaTheme="minorEastAsia" w:hAnsiTheme="minorHAnsi" w:cstheme="minorBidi"/>
-              <w:noProof/>
-            </w:rPr>
-          </w:pPr>
-          <w:hyperlink w:anchor="_Toc200806004" w:history="1">
-            <w:r>
-              <w:rPr>
-                <w:rStyle w:val="Hipervnculo"/>
-                <w:rFonts w:ascii="Symbol" w:eastAsia="Times New Roman" w:hAnsi="Symbol"/>
-                <w:noProof/>
-                <w:lang w:val="es-ES_tradnl"/>
-              </w:rPr>
-              <w:t></w:t>
-            </w:r>
-            <w:r>
-              <w:rPr>
-                <w:rFonts w:asciiTheme="minorHAnsi" w:eastAsiaTheme="minorEastAsia" w:hAnsiTheme="minorHAnsi" w:cstheme="minorBidi"/>
-                <w:noProof/>
-              </w:rPr>
-              <w:tab/>
-            </w:r>
-            <w:r>
-              <w:rPr>
-                <w:rStyle w:val="Hipervnculo"/>
-                <w:rFonts w:eastAsia="Times New Roman"/>
-                <w:b/>
-                <w:bCs/>
-                <w:noProof/>
-                <w:lang w:val="es-ES_tradnl"/>
-              </w:rPr>
-              <w:t>Indicador de rentabilidad – Margen neto</w:t>
-            </w:r>
-            <w:r>
-              <w:rPr>
-                <w:noProof/>
-                <w:webHidden/>
-              </w:rPr>
-              <w:tab/>
-            </w:r>
-            <w:r>
-              <w:rPr>
-                <w:noProof/>
-                <w:webHidden/>
-              </w:rPr>
-              <w:fldChar w:fldCharType="begin"/>
-            </w:r>
-            <w:r>
-              <w:rPr>
-                <w:noProof/>
-                <w:webHidden/>
-              </w:rPr>
-              <w:instrText xml:space="preserve"> PAGEREF _Toc200806004 \h </w:instrText>
-            </w:r>
-            <w:r>
-              <w:rPr>
-                <w:noProof/>
-                <w:webHidden/>
-              </w:rPr>
-            </w:r>
-            <w:r>
-              <w:rPr>
-                <w:noProof/>
-                <w:webHidden/>
-              </w:rPr>
-              <w:fldChar w:fldCharType="separate"/>
-            </w:r>
-            <w:r>
-              <w:rPr>
-                <w:noProof/>
-                <w:webHidden/>
-              </w:rPr>
-              <w:t>13</w:t>
-            </w:r>
-            <w:r>
-              <w:rPr>
-                <w:noProof/>
-                <w:webHidden/>
-              </w:rPr>
-              <w:fldChar w:fldCharType="end"/>
-            </w:r>
-          </w:hyperlink>
-        </w:p>
-        <w:p>
-          <w:pPr>
-            <w:pStyle w:val="TDC3"/>
-            <w:tabs>
-              <w:tab w:val="left" w:pos="880"/>
-              <w:tab w:val="right" w:leader="dot" w:pos="9962"/>
-            </w:tabs>
-            <w:rPr>
-              <w:rFonts w:asciiTheme="minorHAnsi" w:eastAsiaTheme="minorEastAsia" w:hAnsiTheme="minorHAnsi" w:cstheme="minorBidi"/>
-              <w:noProof/>
-            </w:rPr>
-          </w:pPr>
-          <w:hyperlink w:anchor="_Toc200806005" w:history="1">
-            <w:r>
-              <w:rPr>
-                <w:rStyle w:val="Hipervnculo"/>
-                <w:rFonts w:ascii="Symbol" w:eastAsia="Times New Roman" w:hAnsi="Symbol"/>
-                <w:bCs/>
-                <w:noProof/>
-                <w:lang w:val="es-ES_tradnl"/>
-              </w:rPr>
-              <w:t></w:t>
-            </w:r>
-            <w:r>
-              <w:rPr>
-                <w:rFonts w:asciiTheme="minorHAnsi" w:eastAsiaTheme="minorEastAsia" w:hAnsiTheme="minorHAnsi" w:cstheme="minorBidi"/>
-                <w:noProof/>
-              </w:rPr>
-              <w:tab/>
-            </w:r>
-            <w:r>
-              <w:rPr>
-                <w:rStyle w:val="Hipervnculo"/>
-                <w:rFonts w:eastAsia="Times New Roman"/>
-                <w:b/>
-                <w:bCs/>
-                <w:noProof/>
-                <w:lang w:val="es-ES_tradnl"/>
-              </w:rPr>
-              <w:t>Aplicación didáctica: consolidación en Excel</w:t>
-            </w:r>
-            <w:r>
-              <w:rPr>
-                <w:noProof/>
-                <w:webHidden/>
-              </w:rPr>
-              <w:tab/>
-            </w:r>
-            <w:r>
-              <w:rPr>
-                <w:noProof/>
-                <w:webHidden/>
-              </w:rPr>
-              <w:fldChar w:fldCharType="begin"/>
-            </w:r>
-            <w:r>
-              <w:rPr>
-                <w:noProof/>
-                <w:webHidden/>
-              </w:rPr>
-              <w:instrText xml:space="preserve"> PAGEREF _Toc200806005 \h </w:instrText>
-            </w:r>
-            <w:r>
-              <w:rPr>
-                <w:noProof/>
-                <w:webHidden/>
-              </w:rPr>
-            </w:r>
-            <w:r>
-              <w:rPr>
-                <w:noProof/>
-                <w:webHidden/>
-              </w:rPr>
-              <w:fldChar w:fldCharType="separate"/>
-            </w:r>
-            <w:r>
-              <w:rPr>
-                <w:noProof/>
-                <w:webHidden/>
-              </w:rPr>
-              <w:t>14</w:t>
-            </w:r>
-            <w:r>
-              <w:rPr>
-                <w:noProof/>
-                <w:webHidden/>
-              </w:rPr>
-              <w:fldChar w:fldCharType="end"/>
-            </w:r>
-          </w:hyperlink>
-        </w:p>
-        <w:p>
-          <w:pPr>
             <w:rPr>
               <w:lang w:val="es-ES_tradnl"/>
             </w:rPr>
@@ -3090,6 +1391,222 @@
         </w:p>
       </w:sdtContent>
     </w:sdt>
+    <w:p>
+      <w:pPr>
+        <w:rPr>
+          <w:b/>
+          <w:lang w:val="es-ES_tradnl"/>
+        </w:rPr>
+      </w:pPr>
+    </w:p>
+    <w:p>
+      <w:pPr>
+        <w:rPr>
+          <w:b/>
+          <w:lang w:val="es-ES_tradnl"/>
+        </w:rPr>
+      </w:pPr>
+    </w:p>
+    <w:p>
+      <w:pPr>
+        <w:rPr>
+          <w:b/>
+          <w:lang w:val="es-ES_tradnl"/>
+        </w:rPr>
+      </w:pPr>
+    </w:p>
+    <w:p>
+      <w:pPr>
+        <w:rPr>
+          <w:b/>
+          <w:lang w:val="es-ES_tradnl"/>
+        </w:rPr>
+      </w:pPr>
+    </w:p>
+    <w:p>
+      <w:pPr>
+        <w:rPr>
+          <w:b/>
+          <w:lang w:val="es-ES_tradnl"/>
+        </w:rPr>
+      </w:pPr>
+    </w:p>
+    <w:p>
+      <w:pPr>
+        <w:rPr>
+          <w:b/>
+          <w:lang w:val="es-ES_tradnl"/>
+        </w:rPr>
+      </w:pPr>
+    </w:p>
+    <w:p>
+      <w:pPr>
+        <w:rPr>
+          <w:b/>
+          <w:lang w:val="es-ES_tradnl"/>
+        </w:rPr>
+      </w:pPr>
+    </w:p>
+    <w:p>
+      <w:pPr>
+        <w:rPr>
+          <w:b/>
+          <w:lang w:val="es-ES_tradnl"/>
+        </w:rPr>
+      </w:pPr>
+    </w:p>
+    <w:p>
+      <w:pPr>
+        <w:rPr>
+          <w:b/>
+          <w:lang w:val="es-ES_tradnl"/>
+        </w:rPr>
+      </w:pPr>
+    </w:p>
+    <w:p>
+      <w:pPr>
+        <w:rPr>
+          <w:b/>
+          <w:lang w:val="es-ES_tradnl"/>
+        </w:rPr>
+      </w:pPr>
+    </w:p>
+    <w:p>
+      <w:pPr>
+        <w:rPr>
+          <w:b/>
+          <w:lang w:val="es-ES_tradnl"/>
+        </w:rPr>
+      </w:pPr>
+    </w:p>
+    <w:p>
+      <w:pPr>
+        <w:rPr>
+          <w:b/>
+          <w:lang w:val="es-ES_tradnl"/>
+        </w:rPr>
+      </w:pPr>
+    </w:p>
+    <w:p>
+      <w:pPr>
+        <w:rPr>
+          <w:b/>
+          <w:lang w:val="es-ES_tradnl"/>
+        </w:rPr>
+      </w:pPr>
+    </w:p>
+    <w:p>
+      <w:pPr>
+        <w:rPr>
+          <w:b/>
+          <w:lang w:val="es-ES_tradnl"/>
+        </w:rPr>
+      </w:pPr>
+    </w:p>
+    <w:p>
+      <w:pPr>
+        <w:rPr>
+          <w:b/>
+          <w:lang w:val="es-ES_tradnl"/>
+        </w:rPr>
+      </w:pPr>
+    </w:p>
+    <w:p>
+      <w:pPr>
+        <w:rPr>
+          <w:b/>
+          <w:lang w:val="es-ES_tradnl"/>
+        </w:rPr>
+      </w:pPr>
+    </w:p>
+    <w:p>
+      <w:pPr>
+        <w:rPr>
+          <w:b/>
+          <w:lang w:val="es-ES_tradnl"/>
+        </w:rPr>
+      </w:pPr>
+    </w:p>
+    <w:p>
+      <w:pPr>
+        <w:rPr>
+          <w:b/>
+          <w:lang w:val="es-ES_tradnl"/>
+        </w:rPr>
+      </w:pPr>
+    </w:p>
+    <w:p>
+      <w:pPr>
+        <w:rPr>
+          <w:b/>
+          <w:lang w:val="es-ES_tradnl"/>
+        </w:rPr>
+      </w:pPr>
+    </w:p>
+    <w:p>
+      <w:pPr>
+        <w:rPr>
+          <w:b/>
+          <w:lang w:val="es-ES_tradnl"/>
+        </w:rPr>
+      </w:pPr>
+    </w:p>
+    <w:p>
+      <w:pPr>
+        <w:rPr>
+          <w:b/>
+          <w:lang w:val="es-ES_tradnl"/>
+        </w:rPr>
+      </w:pPr>
+    </w:p>
+    <w:p>
+      <w:pPr>
+        <w:rPr>
+          <w:b/>
+          <w:lang w:val="es-ES_tradnl"/>
+        </w:rPr>
+      </w:pPr>
+    </w:p>
+    <w:p>
+      <w:pPr>
+        <w:rPr>
+          <w:b/>
+          <w:lang w:val="es-ES_tradnl"/>
+        </w:rPr>
+      </w:pPr>
+    </w:p>
+    <w:p>
+      <w:pPr>
+        <w:rPr>
+          <w:b/>
+          <w:lang w:val="es-ES_tradnl"/>
+        </w:rPr>
+      </w:pPr>
+    </w:p>
+    <w:p>
+      <w:pPr>
+        <w:rPr>
+          <w:b/>
+          <w:lang w:val="es-ES_tradnl"/>
+        </w:rPr>
+      </w:pPr>
+    </w:p>
+    <w:p>
+      <w:pPr>
+        <w:rPr>
+          <w:b/>
+          <w:lang w:val="es-ES_tradnl"/>
+        </w:rPr>
+      </w:pPr>
+    </w:p>
+    <w:p>
+      <w:pPr>
+        <w:rPr>
+          <w:b/>
+          <w:lang w:val="es-ES_tradnl"/>
+        </w:rPr>
+      </w:pPr>
+    </w:p>
     <w:p>
       <w:pPr>
         <w:rPr>
@@ -4583,7 +3100,6 @@
         </w:rPr>
         <w:t xml:space="preserve"> mediante gráficos, </w:t>
       </w:r>
-      <w:proofErr w:type="spellStart"/>
       <w:r>
         <w:rPr>
           <w:rFonts w:eastAsia="Times New Roman"/>
@@ -4593,7 +3109,6 @@
         </w:rPr>
         <w:t>dashboards</w:t>
       </w:r>
-      <w:proofErr w:type="spellEnd"/>
       <w:r>
         <w:rPr>
           <w:rFonts w:eastAsia="Times New Roman"/>
@@ -5087,13 +3602,20 @@
         </w:rPr>
         <w:t xml:space="preserve">Por lo anterior hay que tener presente los siguientes </w:t>
       </w:r>
+      <w:r>
+        <w:rPr>
+          <w:rFonts w:eastAsia="Times New Roman"/>
+          <w:lang w:val="es-ES_tradnl"/>
+        </w:rPr>
+        <w:t>tres</w:t>
+      </w:r>
       <w:commentRangeStart w:id="16"/>
       <w:r>
         <w:rPr>
           <w:rFonts w:eastAsia="Times New Roman"/>
           <w:lang w:val="es-ES_tradnl"/>
         </w:rPr>
-        <w:t>dos aspectos:</w:t>
+        <w:t xml:space="preserve"> aspectos:</w:t>
       </w:r>
       <w:commentRangeEnd w:id="16"/>
       <w:r>
@@ -5715,33 +4237,7 @@
           <w:szCs w:val="22"/>
           <w:lang w:val="es-ES"/>
         </w:rPr>
-        <w:t xml:space="preserve">=REDONDEAR(valor; </w:t>
-      </w:r>
-      <w:proofErr w:type="spellStart"/>
-      <w:r>
-        <w:rPr>
-          <w:rStyle w:val="CdigoHTML"/>
-          <w:rFonts w:ascii="Arial" w:eastAsiaTheme="minorEastAsia" w:hAnsi="Arial" w:cs="Arial"/>
-          <w:b/>
-          <w:bCs/>
-          <w:sz w:val="22"/>
-          <w:szCs w:val="22"/>
-          <w:lang w:val="es-ES"/>
-        </w:rPr>
-        <w:t>número_de_decimales</w:t>
-      </w:r>
-      <w:proofErr w:type="spellEnd"/>
-      <w:r>
-        <w:rPr>
-          <w:rStyle w:val="CdigoHTML"/>
-          <w:rFonts w:ascii="Arial" w:eastAsiaTheme="minorEastAsia" w:hAnsi="Arial" w:cs="Arial"/>
-          <w:b/>
-          <w:bCs/>
-          <w:sz w:val="22"/>
-          <w:szCs w:val="22"/>
-          <w:lang w:val="es-ES"/>
-        </w:rPr>
-        <w:t>)</w:t>
+        <w:t>=REDONDEAR(valor; número_de_decimales)</w:t>
       </w:r>
     </w:p>
     <w:p>
@@ -8399,6 +6895,7 @@
         <w:t>En Excel, para calcularla, se debe identificar en el estado de situación financiera las celdas correspondientes al total del activo corriente y al total del pasivo corriente. Por ejemplo, si el activo corriente está en la celda B5 y el pasivo corriente en B10, se escribe la fórmula =B5/B10. Este valor superior a 1 indica que la empresa posee más activos líquidos que deudas inmediatas, lo cual es positivo desde el punto de vista financiero.</w:t>
       </w:r>
     </w:p>
+    <w:commentRangeStart w:id="39"/>
     <w:p>
       <w:pPr>
         <w:spacing w:line="240" w:lineRule="auto"/>
@@ -8407,7 +6904,6 @@
           <w:lang w:val="es-ES_tradnl"/>
         </w:rPr>
       </w:pPr>
-      <w:commentRangeStart w:id="39"/>
       <w:r>
         <w:rPr>
           <w:noProof/>
@@ -8775,6 +7271,7 @@
         <w:t>%, lo cual refleja un uso moderado del apalancamiento.</w:t>
       </w:r>
     </w:p>
+    <w:commentRangeStart w:id="41"/>
     <w:p>
       <w:pPr>
         <w:spacing w:before="100" w:beforeAutospacing="1" w:after="100" w:afterAutospacing="1" w:line="240" w:lineRule="auto"/>
@@ -8784,7 +7281,6 @@
           <w:lang w:val="es-ES_tradnl"/>
         </w:rPr>
       </w:pPr>
-      <w:commentRangeStart w:id="41"/>
       <w:r>
         <w:rPr>
           <w:noProof/>
@@ -9129,6 +7625,7 @@
         <w:t>En Excel, se toman las ventas anuales a crédito (por ejemplo, D20) y el promedio de cuentas por cobrar entre dos periodos (por ejemplo, (E15 + F15)/2), utilizando la fórmula =D20/((E15+F15)/2). Un valor más alto indica que la empresa recupera rápidamente sus cuentas, lo cual mejora la liquidez y reduce el riesgo de incobrabilidad. Para CINE FUTURO, esta rotación es esencial, dado su modelo de ingresos recurrentes.</w:t>
       </w:r>
     </w:p>
+    <w:commentRangeStart w:id="43"/>
     <w:p>
       <w:pPr>
         <w:spacing w:before="100" w:beforeAutospacing="1" w:after="100" w:afterAutospacing="1" w:line="240" w:lineRule="auto"/>
@@ -9139,7 +7636,6 @@
           <w:lang w:val="es-ES_tradnl"/>
         </w:rPr>
       </w:pPr>
-      <w:commentRangeStart w:id="43"/>
       <w:r>
         <w:rPr>
           <w:noProof/>
@@ -9471,6 +7967,7 @@
         <w:t>En Excel, si la utilidad neta está en la celda G25 y las ventas en G10, se emplea la fórmula =G25/G10. Este indicador refleja la rentabilidad final del negocio después de todos los costos y gastos. En el caso de CINE FUTURO, un margen neto creciente es señal de control eficiente sobre costos operativos y financieros.</w:t>
       </w:r>
     </w:p>
+    <w:commentRangeStart w:id="45"/>
     <w:p>
       <w:pPr>
         <w:spacing w:before="100" w:beforeAutospacing="1" w:after="100" w:afterAutospacing="1" w:line="240" w:lineRule="auto"/>
@@ -9480,7 +7977,6 @@
           <w:lang w:val="es-ES_tradnl"/>
         </w:rPr>
       </w:pPr>
-      <w:commentRangeStart w:id="45"/>
       <w:r>
         <w:rPr>
           <w:noProof/>
@@ -9733,13 +8229,13 @@
         </w:rPr>
       </w:pPr>
     </w:p>
-    <w:p>
-      <w:pPr>
-        <w:rPr>
-          <w:lang w:val="es-ES_tradnl"/>
-        </w:rPr>
-      </w:pPr>
-      <w:commentRangeStart w:id="47"/>
+    <w:commentRangeStart w:id="47"/>
+    <w:p>
+      <w:pPr>
+        <w:rPr>
+          <w:lang w:val="es-ES_tradnl"/>
+        </w:rPr>
+      </w:pPr>
       <w:r>
         <w:rPr>
           <w:noProof/>
@@ -11795,17 +10291,6 @@
               </w:rPr>
               <w:t>2. Cálculo e interpretación de indicadores financieros en Excel</w:t>
             </w:r>
-            <w:r>
-              <w:rPr>
-                <w:b w:val="0"/>
-                <w:bCs/>
-                <w:sz w:val="22"/>
-                <w:szCs w:val="22"/>
-                <w:lang w:val="es-ES_tradnl"/>
-              </w:rPr>
-              <w:tab/>
-              <w:t>7</w:t>
-            </w:r>
           </w:p>
         </w:tc>
         <w:tc>
@@ -12112,19 +10597,8 @@
                 <w:szCs w:val="22"/>
                 <w:lang w:val="es-ES"/>
               </w:rPr>
-              <w:t xml:space="preserve">Anexos / </w:t>
+              <w:t>Anexos / Indicadores_CINE_FUTURO</w:t>
             </w:r>
-            <w:proofErr w:type="spellStart"/>
-            <w:r>
-              <w:rPr>
-                <w:b w:val="0"/>
-                <w:sz w:val="22"/>
-                <w:szCs w:val="22"/>
-                <w:lang w:val="es-ES"/>
-              </w:rPr>
-              <w:t>Indicadores_CINE_FUTURO</w:t>
-            </w:r>
-            <w:proofErr w:type="spellEnd"/>
           </w:p>
         </w:tc>
       </w:tr>
@@ -12268,19 +10742,8 @@
                 <w:szCs w:val="22"/>
                 <w:lang w:val="es-ES"/>
               </w:rPr>
-              <w:t xml:space="preserve">Anexos / </w:t>
+              <w:t>Anexos / Formato_indicadores</w:t>
             </w:r>
-            <w:proofErr w:type="spellStart"/>
-            <w:r>
-              <w:rPr>
-                <w:b w:val="0"/>
-                <w:sz w:val="22"/>
-                <w:szCs w:val="22"/>
-                <w:lang w:val="es-ES"/>
-              </w:rPr>
-              <w:t>Formato_indicadores</w:t>
-            </w:r>
-            <w:proofErr w:type="spellEnd"/>
           </w:p>
         </w:tc>
       </w:tr>
@@ -30308,27 +28771,6 @@
 </file>
 
 <file path=customXml/item1.xml><?xml version="1.0" encoding="utf-8"?>
-<go:gDocsCustomXmlDataStorage xmlns:go="http://customooxmlschemas.google.com/" xmlns:r="http://schemas.openxmlformats.org/officeDocument/2006/relationships">
-  <go:docsCustomData xmlns:go="http://customooxmlschemas.google.com/" roundtripDataSignature="AMtx7mgVwfTnThMJ3osM2v0+q+LoagmeAQ==">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</go:docsCustomData>
-</go:gDocsCustomXmlDataStorage>
-</file>
-
-<file path=customXml/item2.xml><?xml version="1.0" encoding="utf-8"?>
-<b:Sources xmlns:b="http://schemas.openxmlformats.org/officeDocument/2006/bibliography" xmlns="http://schemas.openxmlformats.org/officeDocument/2006/bibliography" SelectedStyle="\APASixthEditionOfficeOnline.xsl" StyleName="APA" Version="6"/>
-</file>
-
-<file path=customXml/item3.xml><?xml version="1.0" encoding="utf-8"?>
-<p:properties xmlns:p="http://schemas.microsoft.com/office/2006/metadata/properties" xmlns:xsi="http://www.w3.org/2001/XMLSchema-instance" xmlns:pc="http://schemas.microsoft.com/office/infopath/2007/PartnerControls">
-  <documentManagement>
-    <TaxCatchAll xmlns="cb45339b-ced9-4d0d-8f64-77573914d53b" xsi:nil="true"/>
-    <lcf76f155ced4ddcb4097134ff3c332f xmlns="43a3ca16-9c26-4813-b83f-4aec9927b43f">
-      <Terms xmlns="http://schemas.microsoft.com/office/infopath/2007/PartnerControls"/>
-    </lcf76f155ced4ddcb4097134ff3c332f>
-  </documentManagement>
-</p:properties>
-</file>
-
-<file path=customXml/item4.xml><?xml version="1.0" encoding="utf-8"?>
 <ct:contentTypeSchema xmlns:ct="http://schemas.microsoft.com/office/2006/metadata/contentType" xmlns:ma="http://schemas.microsoft.com/office/2006/metadata/properties/metaAttributes" ct:_="" ma:_="" ma:contentTypeName="Documento" ma:contentTypeID="0x01010049282E1EDBE9234EA9E6D38F720E265F" ma:contentTypeVersion="15" ma:contentTypeDescription="Crear nuevo documento." ma:contentTypeScope="" ma:versionID="b31c7aa9eaf043a08b87120b3c4916e3">
   <xsd:schema xmlns:xsd="http://www.w3.org/2001/XMLSchema" xmlns:xs="http://www.w3.org/2001/XMLSchema" xmlns:p="http://schemas.microsoft.com/office/2006/metadata/properties" xmlns:ns2="cb45339b-ced9-4d0d-8f64-77573914d53b" xmlns:ns3="43a3ca16-9c26-4813-b83f-4aec9927b43f" targetNamespace="http://schemas.microsoft.com/office/2006/metadata/properties" ma:root="true" ma:fieldsID="3533d065b04d75c457075bc55f1f5315" ns2:_="" ns3:_="">
     <xsd:import namespace="cb45339b-ced9-4d0d-8f64-77573914d53b"/>
@@ -30563,7 +29005,7 @@
 </ct:contentTypeSchema>
 </file>
 
-<file path=customXml/item5.xml><?xml version="1.0" encoding="utf-8"?>
+<file path=customXml/item2.xml><?xml version="1.0" encoding="utf-8"?>
 <?mso-contentType ?>
 <FormTemplates xmlns="http://schemas.microsoft.com/sharepoint/v3/contenttype/forms">
   <Display>DocumentLibraryForm</Display>
@@ -30572,35 +29014,28 @@
 </FormTemplates>
 </file>
 
-<file path=customXml/itemProps1.xml><?xml version="1.0" encoding="utf-8"?>
-<ds:datastoreItem xmlns:ds="http://schemas.openxmlformats.org/officeDocument/2006/customXml" ds:itemID="{11111111-1234-1234-1234-123412341234}">
-  <ds:schemaRefs>
-    <ds:schemaRef ds:uri="http://customooxmlschemas.google.com/"/>
-    <ds:schemaRef ds:uri="http://schemas.openxmlformats.org/officeDocument/2006/relationships"/>
-  </ds:schemaRefs>
-</ds:datastoreItem>
+<file path=customXml/item3.xml><?xml version="1.0" encoding="utf-8"?>
+<go:gDocsCustomXmlDataStorage xmlns:go="http://customooxmlschemas.google.com/" xmlns:r="http://schemas.openxmlformats.org/officeDocument/2006/relationships">
+  <go:docsCustomData xmlns:go="http://customooxmlschemas.google.com/" roundtripDataSignature="AMtx7mgVwfTnThMJ3osM2v0+q+LoagmeAQ==">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</go:docsCustomData>
+</go:gDocsCustomXmlDataStorage>
 </file>
 
-<file path=customXml/itemProps2.xml><?xml version="1.0" encoding="utf-8"?>
-<ds:datastoreItem xmlns:ds="http://schemas.openxmlformats.org/officeDocument/2006/customXml" ds:itemID="{D6AC13F1-9B75-44F3-95B8-97226E5567B6}">
-  <ds:schemaRefs>
-    <ds:schemaRef ds:uri="http://schemas.openxmlformats.org/officeDocument/2006/bibliography"/>
-  </ds:schemaRefs>
-</ds:datastoreItem>
+<file path=customXml/item4.xml><?xml version="1.0" encoding="utf-8"?>
+<b:Sources xmlns:b="http://schemas.openxmlformats.org/officeDocument/2006/bibliography" xmlns="http://schemas.openxmlformats.org/officeDocument/2006/bibliography" SelectedStyle="\APASixthEditionOfficeOnline.xsl" StyleName="APA" Version="6"/>
 </file>
 
-<file path=customXml/itemProps3.xml><?xml version="1.0" encoding="utf-8"?>
-<ds:datastoreItem xmlns:ds="http://schemas.openxmlformats.org/officeDocument/2006/customXml" ds:itemID="{F37F9110-465B-45DF-8B3C-CE0F643F750C}">
-  <ds:schemaRefs>
-    <ds:schemaRef ds:uri="http://schemas.microsoft.com/office/2006/metadata/properties"/>
-    <ds:schemaRef ds:uri="http://schemas.microsoft.com/office/infopath/2007/PartnerControls"/>
-    <ds:schemaRef ds:uri="cb45339b-ced9-4d0d-8f64-77573914d53b"/>
-    <ds:schemaRef ds:uri="43a3ca16-9c26-4813-b83f-4aec9927b43f"/>
-  </ds:schemaRefs>
-</ds:datastoreItem>
+<file path=customXml/item5.xml><?xml version="1.0" encoding="utf-8"?>
+<p:properties xmlns:p="http://schemas.microsoft.com/office/2006/metadata/properties" xmlns:xsi="http://www.w3.org/2001/XMLSchema-instance" xmlns:pc="http://schemas.microsoft.com/office/infopath/2007/PartnerControls">
+  <documentManagement>
+    <TaxCatchAll xmlns="cb45339b-ced9-4d0d-8f64-77573914d53b" xsi:nil="true"/>
+    <lcf76f155ced4ddcb4097134ff3c332f xmlns="43a3ca16-9c26-4813-b83f-4aec9927b43f">
+      <Terms xmlns="http://schemas.microsoft.com/office/infopath/2007/PartnerControls"/>
+    </lcf76f155ced4ddcb4097134ff3c332f>
+  </documentManagement>
+</p:properties>
 </file>
 
-<file path=customXml/itemProps4.xml><?xml version="1.0" encoding="utf-8"?>
+<file path=customXml/itemProps1.xml><?xml version="1.0" encoding="utf-8"?>
 <ds:datastoreItem xmlns:ds="http://schemas.openxmlformats.org/officeDocument/2006/customXml" ds:itemID="{ED6437D9-A551-4381-A4D8-61C9A3C28C16}">
   <ds:schemaRefs>
     <ds:schemaRef ds:uri="http://schemas.microsoft.com/office/2006/metadata/contentType"/>
@@ -30619,10 +29054,38 @@
 </ds:datastoreItem>
 </file>
 
-<file path=customXml/itemProps5.xml><?xml version="1.0" encoding="utf-8"?>
+<file path=customXml/itemProps2.xml><?xml version="1.0" encoding="utf-8"?>
 <ds:datastoreItem xmlns:ds="http://schemas.openxmlformats.org/officeDocument/2006/customXml" ds:itemID="{7E446165-1B4B-4805-A1B6-93D4094688E3}">
   <ds:schemaRefs>
     <ds:schemaRef ds:uri="http://schemas.microsoft.com/sharepoint/v3/contenttype/forms"/>
   </ds:schemaRefs>
 </ds:datastoreItem>
+</file>
+
+<file path=customXml/itemProps3.xml><?xml version="1.0" encoding="utf-8"?>
+<ds:datastoreItem xmlns:ds="http://schemas.openxmlformats.org/officeDocument/2006/customXml" ds:itemID="{11111111-1234-1234-1234-123412341234}">
+  <ds:schemaRefs>
+    <ds:schemaRef ds:uri="http://customooxmlschemas.google.com/"/>
+    <ds:schemaRef ds:uri="http://schemas.openxmlformats.org/officeDocument/2006/relationships"/>
+  </ds:schemaRefs>
+</ds:datastoreItem>
+</file>
+
+<file path=customXml/itemProps4.xml><?xml version="1.0" encoding="utf-8"?>
+<ds:datastoreItem xmlns:ds="http://schemas.openxmlformats.org/officeDocument/2006/customXml" ds:itemID="{D6AC13F1-9B75-44F3-95B8-97226E5567B6}">
+  <ds:schemaRefs>
+    <ds:schemaRef ds:uri="http://schemas.openxmlformats.org/officeDocument/2006/bibliography"/>
+  </ds:schemaRefs>
+</ds:datastoreItem>
+</file>
+
+<file path=customXml/itemProps5.xml><?xml version="1.0" encoding="utf-8"?>
+<ds:datastoreItem xmlns:ds="http://schemas.openxmlformats.org/officeDocument/2006/customXml" ds:itemID="{F37F9110-465B-45DF-8B3C-CE0F643F750C}">
+  <ds:schemaRefs>
+    <ds:schemaRef ds:uri="http://schemas.microsoft.com/office/2006/metadata/properties"/>
+    <ds:schemaRef ds:uri="http://schemas.microsoft.com/office/infopath/2007/PartnerControls"/>
+    <ds:schemaRef ds:uri="cb45339b-ced9-4d0d-8f64-77573914d53b"/>
+    <ds:schemaRef ds:uri="43a3ca16-9c26-4813-b83f-4aec9927b43f"/>
+  </ds:schemaRefs>
+</ds:datastoreItem>
 </file>